--- a/CAB302-Assessment1-UserStories.docx
+++ b/CAB302-Assessment1-UserStories.docx
@@ -270,6 +270,85 @@
       </w:pPr>
       <w:r>
         <w:t>As a police officer, I want to see reports sorted by priority score so that the most urgent incidents appear at the top of my list automatically.</w:t>
+      </w:r>
+    </w:p>
+    <w:p/>
+    <w:p/>
+    <w:p/>
+    <w:p>
+      <w:pPr>
+        <w:rPr>
+          <w:b/>
+          <w:bCs/>
+        </w:rPr>
+      </w:pPr>
+      <w:r>
+        <w:rPr>
+          <w:b/>
+          <w:bCs/>
+        </w:rPr>
+        <w:lastRenderedPageBreak/>
+        <w:t>Jordan</w:t>
+      </w:r>
+    </w:p>
+    <w:p>
+      <w:pPr>
+        <w:pStyle w:val="ListParagraph"/>
+        <w:numPr>
+          <w:ilvl w:val="0"/>
+          <w:numId w:val="1"/>
+        </w:numPr>
+      </w:pPr>
+      <w:r>
+        <w:t xml:space="preserve">As a police officer, I want the app to play a sound effect when a new report comes in so that I am alerted with a custom siren noise of my choosing. </w:t>
+      </w:r>
+    </w:p>
+    <w:p>
+      <w:pPr>
+        <w:pStyle w:val="ListParagraph"/>
+        <w:numPr>
+          <w:ilvl w:val="0"/>
+          <w:numId w:val="1"/>
+        </w:numPr>
+      </w:pPr>
+      <w:r>
+        <w:t xml:space="preserve">As a public user, I want to view my previously submitted reports so that I can keep track of what I have reported. </w:t>
+      </w:r>
+    </w:p>
+    <w:p>
+      <w:pPr>
+        <w:pStyle w:val="ListParagraph"/>
+        <w:numPr>
+          <w:ilvl w:val="0"/>
+          <w:numId w:val="1"/>
+        </w:numPr>
+      </w:pPr>
+      <w:r>
+        <w:t xml:space="preserve">As a public user, I want to share a crime report directly to my social media accounts so that I can post about local incidents on my personal profiles. </w:t>
+      </w:r>
+    </w:p>
+    <w:p>
+      <w:pPr>
+        <w:pStyle w:val="ListParagraph"/>
+        <w:numPr>
+          <w:ilvl w:val="0"/>
+          <w:numId w:val="1"/>
+        </w:numPr>
+      </w:pPr>
+      <w:r>
+        <w:t xml:space="preserve">As a police officer, I want to see all reports in a list so that I can review them. </w:t>
+      </w:r>
+    </w:p>
+    <w:p>
+      <w:pPr>
+        <w:pStyle w:val="ListParagraph"/>
+        <w:numPr>
+          <w:ilvl w:val="0"/>
+          <w:numId w:val="1"/>
+        </w:numPr>
+      </w:pPr>
+      <w:r>
+        <w:t>As a public user, I want to add the location of the incident so that the police know where it happened.</w:t>
       </w:r>
     </w:p>
     <w:sectPr>

--- a/CAB302-Assessment1-UserStories.docx
+++ b/CAB302-Assessment1-UserStories.docx
@@ -349,6 +349,76 @@
       </w:pPr>
       <w:r>
         <w:t>As a public user, I want to add the location of the incident so that the police know where it happened.</w:t>
+      </w:r>
+    </w:p>
+    <w:p/>
+    <w:p>
+      <w:r>
+        <w:rPr>
+          <w:b/>
+          <w:bCs/>
+        </w:rPr>
+        <w:t>Mitchell</w:t>
+      </w:r>
+    </w:p>
+    <w:p>
+      <w:pPr>
+        <w:pStyle w:val="ListParagraph"/>
+        <w:numPr>
+          <w:ilvl w:val="0"/>
+          <w:numId w:val="1"/>
+        </w:numPr>
+      </w:pPr>
+      <w:r>
+        <w:t>As a police officer, I want to see a leaderboard of which officers have closed the most reports so that I can compare my performance against colleagues.</w:t>
+      </w:r>
+    </w:p>
+    <w:p>
+      <w:pPr>
+        <w:pStyle w:val="ListParagraph"/>
+        <w:numPr>
+          <w:ilvl w:val="0"/>
+          <w:numId w:val="1"/>
+        </w:numPr>
+      </w:pPr>
+      <w:r>
+        <w:t>As a public user, I want to attach a photo to my report so that I can provide visual evidence of the incident.</w:t>
+      </w:r>
+    </w:p>
+    <w:p>
+      <w:pPr>
+        <w:pStyle w:val="ListParagraph"/>
+        <w:numPr>
+          <w:ilvl w:val="0"/>
+          <w:numId w:val="1"/>
+        </w:numPr>
+      </w:pPr>
+      <w:r>
+        <w:t>As a police officer, I want to add internal notes to a report so that I can record investigative observations without them being visible to the public.</w:t>
+      </w:r>
+    </w:p>
+    <w:p>
+      <w:pPr>
+        <w:pStyle w:val="ListParagraph"/>
+        <w:numPr>
+          <w:ilvl w:val="0"/>
+          <w:numId w:val="1"/>
+        </w:numPr>
+      </w:pPr>
+      <w:r>
+        <w:t>As a public user, I want to filter the hotspot map by crime type so that I can see where specific incidents are occurring near me.</w:t>
+      </w:r>
+    </w:p>
+    <w:p>
+      <w:pPr>
+        <w:pStyle w:val="ListParagraph"/>
+        <w:numPr>
+          <w:ilvl w:val="0"/>
+          <w:numId w:val="1"/>
+        </w:numPr>
+      </w:pPr>
+      <w:r>
+        <w:t>As a user, I want to register a new account so that I can access the app.</w:t>
       </w:r>
     </w:p>
     <w:sectPr>
@@ -455,7 +525,7 @@
   <w:abstractNum w:abstractNumId="1" w15:restartNumberingAfterBreak="0">
     <w:nsid w:val="10D02FF4"/>
     <w:multiLevelType w:val="hybridMultilevel"/>
-    <w:tmpl w:val="FA7055E0"/>
+    <w:tmpl w:val="0C683C02"/>
     <w:lvl w:ilvl="0" w:tplc="0809000F">
       <w:start w:val="1"/>
       <w:numFmt w:val="decimal"/>
@@ -714,6 +784,92 @@
     </w:lvl>
   </w:abstractNum>
   <w:abstractNum w:abstractNumId="4" w15:restartNumberingAfterBreak="0">
+    <w:nsid w:val="3B9F0947"/>
+    <w:multiLevelType w:val="hybridMultilevel"/>
+    <w:tmpl w:val="12F8209A"/>
+    <w:lvl w:ilvl="0" w:tplc="0809000F">
+      <w:start w:val="1"/>
+      <w:numFmt w:val="decimal"/>
+      <w:lvlText w:val="%1."/>
+      <w:lvlJc w:val="left"/>
+      <w:pPr>
+        <w:ind w:left="720" w:hanging="360"/>
+      </w:pPr>
+    </w:lvl>
+    <w:lvl w:ilvl="1" w:tplc="0C090019" w:tentative="1">
+      <w:start w:val="1"/>
+      <w:numFmt w:val="lowerLetter"/>
+      <w:lvlText w:val="%2."/>
+      <w:lvlJc w:val="left"/>
+      <w:pPr>
+        <w:ind w:left="1440" w:hanging="360"/>
+      </w:pPr>
+    </w:lvl>
+    <w:lvl w:ilvl="2" w:tplc="0C09001B" w:tentative="1">
+      <w:start w:val="1"/>
+      <w:numFmt w:val="lowerRoman"/>
+      <w:lvlText w:val="%3."/>
+      <w:lvlJc w:val="right"/>
+      <w:pPr>
+        <w:ind w:left="2160" w:hanging="180"/>
+      </w:pPr>
+    </w:lvl>
+    <w:lvl w:ilvl="3" w:tplc="0C09000F" w:tentative="1">
+      <w:start w:val="1"/>
+      <w:numFmt w:val="decimal"/>
+      <w:lvlText w:val="%4."/>
+      <w:lvlJc w:val="left"/>
+      <w:pPr>
+        <w:ind w:left="2880" w:hanging="360"/>
+      </w:pPr>
+    </w:lvl>
+    <w:lvl w:ilvl="4" w:tplc="0C090019" w:tentative="1">
+      <w:start w:val="1"/>
+      <w:numFmt w:val="lowerLetter"/>
+      <w:lvlText w:val="%5."/>
+      <w:lvlJc w:val="left"/>
+      <w:pPr>
+        <w:ind w:left="3600" w:hanging="360"/>
+      </w:pPr>
+    </w:lvl>
+    <w:lvl w:ilvl="5" w:tplc="0C09001B" w:tentative="1">
+      <w:start w:val="1"/>
+      <w:numFmt w:val="lowerRoman"/>
+      <w:lvlText w:val="%6."/>
+      <w:lvlJc w:val="right"/>
+      <w:pPr>
+        <w:ind w:left="4320" w:hanging="180"/>
+      </w:pPr>
+    </w:lvl>
+    <w:lvl w:ilvl="6" w:tplc="0C09000F" w:tentative="1">
+      <w:start w:val="1"/>
+      <w:numFmt w:val="decimal"/>
+      <w:lvlText w:val="%7."/>
+      <w:lvlJc w:val="left"/>
+      <w:pPr>
+        <w:ind w:left="5040" w:hanging="360"/>
+      </w:pPr>
+    </w:lvl>
+    <w:lvl w:ilvl="7" w:tplc="0C090019" w:tentative="1">
+      <w:start w:val="1"/>
+      <w:numFmt w:val="lowerLetter"/>
+      <w:lvlText w:val="%8."/>
+      <w:lvlJc w:val="left"/>
+      <w:pPr>
+        <w:ind w:left="5760" w:hanging="360"/>
+      </w:pPr>
+    </w:lvl>
+    <w:lvl w:ilvl="8" w:tplc="0C09001B" w:tentative="1">
+      <w:start w:val="1"/>
+      <w:numFmt w:val="lowerRoman"/>
+      <w:lvlText w:val="%9."/>
+      <w:lvlJc w:val="right"/>
+      <w:pPr>
+        <w:ind w:left="6480" w:hanging="180"/>
+      </w:pPr>
+    </w:lvl>
+  </w:abstractNum>
+  <w:abstractNum w:abstractNumId="5" w15:restartNumberingAfterBreak="0">
     <w:nsid w:val="4EC11392"/>
     <w:multiLevelType w:val="hybridMultilevel"/>
     <w:tmpl w:val="DC0651D2"/>
@@ -812,6 +968,9 @@
     <w:abstractNumId w:val="2"/>
   </w:num>
   <w:num w:numId="5" w16cid:durableId="1371228796">
+    <w:abstractNumId w:val="5"/>
+  </w:num>
+  <w:num w:numId="6" w16cid:durableId="200023716">
     <w:abstractNumId w:val="4"/>
   </w:num>
 </w:numbering>
@@ -1414,6 +1573,7 @@
   <w:style w:type="character" w:default="1" w:styleId="DefaultParagraphFont">
     <w:name w:val="Default Paragraph Font"/>
     <w:uiPriority w:val="1"/>
+    <w:semiHidden/>
     <w:unhideWhenUsed/>
   </w:style>
   <w:style w:type="table" w:default="1" w:styleId="TableNormal">
